--- a/BTC8/pseudocode.docx
+++ b/BTC8/pseudocode.docx
@@ -1324,7 +1324,41 @@
           <w:sz w:val="24"/>
           <w:szCs w:val="24"/>
         </w:rPr>
-        <w:t>Thuật toán optimize(alpha, beta, x_init, objFunc, gradFunc)</w:t>
+        <w:t>Thuật toán optimize(</w:t>
+      </w:r>
+      <w:r>
+        <w:rPr>
+          <w:rFonts w:hint="default" w:ascii="Times New Roman" w:hAnsi="Times New Roman" w:cs="Times New Roman"/>
+          <w:sz w:val="24"/>
+          <w:szCs w:val="24"/>
+          <w:lang w:val="en-US"/>
+        </w:rPr>
+        <w:t>gamma</w:t>
+      </w:r>
+      <w:r>
+        <w:rPr>
+          <w:rFonts w:hint="default" w:ascii="Times New Roman" w:hAnsi="Times New Roman" w:cs="Times New Roman"/>
+          <w:sz w:val="24"/>
+          <w:szCs w:val="24"/>
+        </w:rPr>
+        <w:t xml:space="preserve">, </w:t>
+      </w:r>
+      <w:r>
+        <w:rPr>
+          <w:rFonts w:hint="default" w:ascii="Times New Roman" w:hAnsi="Times New Roman" w:cs="Times New Roman"/>
+          <w:sz w:val="24"/>
+          <w:szCs w:val="24"/>
+          <w:lang w:val="en-US"/>
+        </w:rPr>
+        <w:t>alpha</w:t>
+      </w:r>
+      <w:r>
+        <w:rPr>
+          <w:rFonts w:hint="default" w:ascii="Times New Roman" w:hAnsi="Times New Roman" w:cs="Times New Roman"/>
+          <w:sz w:val="24"/>
+          <w:szCs w:val="24"/>
+        </w:rPr>
+        <w:t>, x_init, objFunc, gradFunc)</w:t>
       </w:r>
     </w:p>
     <w:p>
@@ -1358,58 +1392,126 @@
           <w:sz w:val="24"/>
           <w:szCs w:val="24"/>
         </w:rPr>
-        <w:t xml:space="preserve">    alpha     - Hệ số điều chỉnh (learning rate)</w:t>
-      </w:r>
-    </w:p>
-    <w:p>
-      <w:pPr>
-        <w:rPr>
-          <w:rFonts w:hint="default" w:ascii="Times New Roman" w:hAnsi="Times New Roman" w:cs="Times New Roman"/>
-          <w:sz w:val="24"/>
-          <w:szCs w:val="24"/>
-        </w:rPr>
-      </w:pPr>
-      <w:r>
-        <w:rPr>
-          <w:rFonts w:hint="default" w:ascii="Times New Roman" w:hAnsi="Times New Roman" w:cs="Times New Roman"/>
-          <w:sz w:val="24"/>
-          <w:szCs w:val="24"/>
-        </w:rPr>
-        <w:t xml:space="preserve">    beta      - Hệ số giảm chấn (momentum factor)</w:t>
-      </w:r>
-    </w:p>
-    <w:p>
-      <w:pPr>
-        <w:rPr>
-          <w:rFonts w:hint="default" w:ascii="Times New Roman" w:hAnsi="Times New Roman" w:cs="Times New Roman"/>
-          <w:sz w:val="24"/>
-          <w:szCs w:val="24"/>
-        </w:rPr>
-      </w:pPr>
-      <w:r>
-        <w:rPr>
-          <w:rFonts w:hint="default" w:ascii="Times New Roman" w:hAnsi="Times New Roman" w:cs="Times New Roman"/>
-          <w:sz w:val="24"/>
-          <w:szCs w:val="24"/>
-        </w:rPr>
-        <w:t xml:space="preserve">    x_init    - Giá trị khởi tạo của x</w:t>
-      </w:r>
-    </w:p>
-    <w:p>
-      <w:pPr>
-        <w:rPr>
-          <w:rFonts w:hint="default" w:ascii="Times New Roman" w:hAnsi="Times New Roman" w:cs="Times New Roman"/>
-          <w:sz w:val="24"/>
-          <w:szCs w:val="24"/>
-        </w:rPr>
-      </w:pPr>
-      <w:r>
-        <w:rPr>
-          <w:rFonts w:hint="default" w:ascii="Times New Roman" w:hAnsi="Times New Roman" w:cs="Times New Roman"/>
-          <w:sz w:val="24"/>
-          <w:szCs w:val="24"/>
-        </w:rPr>
-        <w:t xml:space="preserve">    objFunc   - Hàm mục tiêu cần tối ưu hóa</w:t>
+        <w:t xml:space="preserve">    </w:t>
+      </w:r>
+      <w:r>
+        <w:rPr>
+          <w:rFonts w:hint="default" w:ascii="Times New Roman" w:hAnsi="Times New Roman" w:cs="Times New Roman"/>
+          <w:sz w:val="24"/>
+          <w:szCs w:val="24"/>
+          <w:lang w:val="en-US"/>
+        </w:rPr>
+        <w:t>gamma</w:t>
+      </w:r>
+      <w:r>
+        <w:rPr>
+          <w:rFonts w:hint="default" w:ascii="Times New Roman" w:hAnsi="Times New Roman" w:cs="Times New Roman"/>
+          <w:sz w:val="24"/>
+          <w:szCs w:val="24"/>
+        </w:rPr>
+        <w:t xml:space="preserve">    - Hệ số điều chỉnh (learning rate)</w:t>
+      </w:r>
+    </w:p>
+    <w:p>
+      <w:pPr>
+        <w:rPr>
+          <w:rFonts w:hint="default" w:ascii="Times New Roman" w:hAnsi="Times New Roman" w:cs="Times New Roman"/>
+          <w:sz w:val="24"/>
+          <w:szCs w:val="24"/>
+        </w:rPr>
+      </w:pPr>
+      <w:r>
+        <w:rPr>
+          <w:rFonts w:hint="default" w:ascii="Times New Roman" w:hAnsi="Times New Roman" w:cs="Times New Roman"/>
+          <w:sz w:val="24"/>
+          <w:szCs w:val="24"/>
+        </w:rPr>
+        <w:t xml:space="preserve">    </w:t>
+      </w:r>
+      <w:r>
+        <w:rPr>
+          <w:rFonts w:hint="default" w:ascii="Times New Roman" w:hAnsi="Times New Roman" w:cs="Times New Roman"/>
+          <w:sz w:val="24"/>
+          <w:szCs w:val="24"/>
+          <w:lang w:val="en-US"/>
+        </w:rPr>
+        <w:t xml:space="preserve">alpha   </w:t>
+      </w:r>
+      <w:r>
+        <w:rPr>
+          <w:rFonts w:hint="default" w:ascii="Times New Roman" w:hAnsi="Times New Roman" w:cs="Times New Roman"/>
+          <w:sz w:val="24"/>
+          <w:szCs w:val="24"/>
+        </w:rPr>
+        <w:t xml:space="preserve">     - Hệ số giảm chấn (momentum factor)</w:t>
+      </w:r>
+    </w:p>
+    <w:p>
+      <w:pPr>
+        <w:rPr>
+          <w:rFonts w:hint="default" w:ascii="Times New Roman" w:hAnsi="Times New Roman" w:cs="Times New Roman"/>
+          <w:sz w:val="24"/>
+          <w:szCs w:val="24"/>
+        </w:rPr>
+      </w:pPr>
+      <w:r>
+        <w:rPr>
+          <w:rFonts w:hint="default" w:ascii="Times New Roman" w:hAnsi="Times New Roman" w:cs="Times New Roman"/>
+          <w:sz w:val="24"/>
+          <w:szCs w:val="24"/>
+        </w:rPr>
+        <w:t xml:space="preserve">    x_init    </w:t>
+      </w:r>
+      <w:r>
+        <w:rPr>
+          <w:rFonts w:hint="default" w:ascii="Times New Roman" w:hAnsi="Times New Roman" w:cs="Times New Roman"/>
+          <w:sz w:val="24"/>
+          <w:szCs w:val="24"/>
+          <w:lang w:val="en-US"/>
+        </w:rPr>
+        <w:t xml:space="preserve">   </w:t>
+      </w:r>
+      <w:r>
+        <w:rPr>
+          <w:rFonts w:hint="default" w:ascii="Times New Roman" w:hAnsi="Times New Roman" w:cs="Times New Roman"/>
+          <w:sz w:val="24"/>
+          <w:szCs w:val="24"/>
+        </w:rPr>
+        <w:t>- Giá trị khởi tạo của x</w:t>
+      </w:r>
+    </w:p>
+    <w:p>
+      <w:pPr>
+        <w:rPr>
+          <w:rFonts w:hint="default" w:ascii="Times New Roman" w:hAnsi="Times New Roman" w:cs="Times New Roman"/>
+          <w:sz w:val="24"/>
+          <w:szCs w:val="24"/>
+        </w:rPr>
+      </w:pPr>
+      <w:r>
+        <w:rPr>
+          <w:rFonts w:hint="default" w:ascii="Times New Roman" w:hAnsi="Times New Roman" w:cs="Times New Roman"/>
+          <w:sz w:val="24"/>
+          <w:szCs w:val="24"/>
+        </w:rPr>
+        <w:t xml:space="preserve">    objFunc   </w:t>
+      </w:r>
+      <w:r>
+        <w:rPr>
+          <w:rFonts w:hint="default" w:ascii="Times New Roman" w:hAnsi="Times New Roman" w:cs="Times New Roman"/>
+          <w:sz w:val="24"/>
+          <w:szCs w:val="24"/>
+          <w:lang w:val="en-US"/>
+        </w:rPr>
+        <w:t xml:space="preserve"> </w:t>
+      </w:r>
+      <w:r>
+        <w:rPr>
+          <w:rFonts w:hint="default" w:ascii="Times New Roman" w:hAnsi="Times New Roman" w:cs="Times New Roman"/>
+          <w:sz w:val="24"/>
+          <w:szCs w:val="24"/>
+        </w:rPr>
+        <w:t>- Hàm mục tiêu cần tối ưu hóa</w:t>
       </w:r>
     </w:p>
     <w:p>
@@ -1437,15 +1539,6 @@
           <w:szCs w:val="24"/>
         </w:rPr>
       </w:pPr>
-    </w:p>
-    <w:p>
-      <w:pPr>
-        <w:rPr>
-          <w:rFonts w:hint="default" w:ascii="Times New Roman" w:hAnsi="Times New Roman" w:cs="Times New Roman"/>
-          <w:sz w:val="24"/>
-          <w:szCs w:val="24"/>
-        </w:rPr>
-      </w:pPr>
       <w:r>
         <w:rPr>
           <w:rFonts w:hint="default" w:ascii="Times New Roman" w:hAnsi="Times New Roman" w:cs="Times New Roman"/>
@@ -1469,68 +1562,127 @@
           <w:sz w:val="24"/>
           <w:szCs w:val="24"/>
         </w:rPr>
-        <w:t xml:space="preserve">    x          - Giá trị hiện tại của tham số x</w:t>
-      </w:r>
-    </w:p>
-    <w:p>
-      <w:pPr>
-        <w:rPr>
-          <w:rFonts w:hint="default" w:ascii="Times New Roman" w:hAnsi="Times New Roman" w:cs="Times New Roman"/>
-          <w:sz w:val="24"/>
-          <w:szCs w:val="24"/>
-        </w:rPr>
-      </w:pPr>
-      <w:r>
-        <w:rPr>
-          <w:rFonts w:hint="default" w:ascii="Times New Roman" w:hAnsi="Times New Roman" w:cs="Times New Roman"/>
-          <w:sz w:val="24"/>
-          <w:szCs w:val="24"/>
-        </w:rPr>
-        <w:t xml:space="preserve">    v          - Biến lưu động lượng (velocity)</w:t>
-      </w:r>
-    </w:p>
-    <w:p>
-      <w:pPr>
-        <w:rPr>
-          <w:rFonts w:hint="default" w:ascii="Times New Roman" w:hAnsi="Times New Roman" w:cs="Times New Roman"/>
-          <w:sz w:val="24"/>
-          <w:szCs w:val="24"/>
-        </w:rPr>
-      </w:pPr>
-      <w:r>
-        <w:rPr>
-          <w:rFonts w:hint="default" w:ascii="Times New Roman" w:hAnsi="Times New Roman" w:cs="Times New Roman"/>
-          <w:sz w:val="24"/>
-          <w:szCs w:val="24"/>
-        </w:rPr>
-        <w:t xml:space="preserve">    x_prev     - Giá trị của x từ lần lặp trước</w:t>
-      </w:r>
-    </w:p>
-    <w:p>
-      <w:pPr>
-        <w:rPr>
-          <w:rFonts w:hint="default" w:ascii="Times New Roman" w:hAnsi="Times New Roman" w:cs="Times New Roman"/>
-          <w:sz w:val="24"/>
-          <w:szCs w:val="24"/>
-        </w:rPr>
-      </w:pPr>
-      <w:r>
-        <w:rPr>
-          <w:rFonts w:hint="default" w:ascii="Times New Roman" w:hAnsi="Times New Roman" w:cs="Times New Roman"/>
-          <w:sz w:val="24"/>
-          <w:szCs w:val="24"/>
-        </w:rPr>
-        <w:t xml:space="preserve">    iterations - Bộ đếm số lần lặp</w:t>
-      </w:r>
-    </w:p>
-    <w:p>
-      <w:pPr>
-        <w:rPr>
-          <w:rFonts w:hint="default" w:ascii="Times New Roman" w:hAnsi="Times New Roman" w:cs="Times New Roman"/>
-          <w:sz w:val="24"/>
-          <w:szCs w:val="24"/>
-        </w:rPr>
-      </w:pPr>
+        <w:t xml:space="preserve">    x          </w:t>
+      </w:r>
+      <w:r>
+        <w:rPr>
+          <w:rFonts w:hint="default" w:ascii="Times New Roman" w:hAnsi="Times New Roman" w:cs="Times New Roman"/>
+          <w:sz w:val="24"/>
+          <w:szCs w:val="24"/>
+          <w:lang w:val="en-US"/>
+        </w:rPr>
+        <w:t xml:space="preserve">     </w:t>
+      </w:r>
+      <w:r>
+        <w:rPr>
+          <w:rFonts w:hint="default" w:ascii="Times New Roman" w:hAnsi="Times New Roman" w:cs="Times New Roman"/>
+          <w:sz w:val="24"/>
+          <w:szCs w:val="24"/>
+        </w:rPr>
+        <w:t>- Giá trị hiện tại của tham số x</w:t>
+      </w:r>
+    </w:p>
+    <w:p>
+      <w:pPr>
+        <w:rPr>
+          <w:rFonts w:hint="default" w:ascii="Times New Roman" w:hAnsi="Times New Roman" w:cs="Times New Roman"/>
+          <w:sz w:val="24"/>
+          <w:szCs w:val="24"/>
+        </w:rPr>
+      </w:pPr>
+      <w:r>
+        <w:rPr>
+          <w:rFonts w:hint="default" w:ascii="Times New Roman" w:hAnsi="Times New Roman" w:cs="Times New Roman"/>
+          <w:sz w:val="24"/>
+          <w:szCs w:val="24"/>
+        </w:rPr>
+        <w:t xml:space="preserve">    v          </w:t>
+      </w:r>
+      <w:r>
+        <w:rPr>
+          <w:rFonts w:hint="default" w:ascii="Times New Roman" w:hAnsi="Times New Roman" w:cs="Times New Roman"/>
+          <w:sz w:val="24"/>
+          <w:szCs w:val="24"/>
+          <w:lang w:val="en-US"/>
+        </w:rPr>
+        <w:t xml:space="preserve">     </w:t>
+      </w:r>
+      <w:r>
+        <w:rPr>
+          <w:rFonts w:hint="default" w:ascii="Times New Roman" w:hAnsi="Times New Roman" w:cs="Times New Roman"/>
+          <w:sz w:val="24"/>
+          <w:szCs w:val="24"/>
+        </w:rPr>
+        <w:t>- Biến lưu động lượng (velocity)</w:t>
+      </w:r>
+    </w:p>
+    <w:p>
+      <w:pPr>
+        <w:rPr>
+          <w:rFonts w:hint="default" w:ascii="Times New Roman" w:hAnsi="Times New Roman" w:cs="Times New Roman"/>
+          <w:sz w:val="24"/>
+          <w:szCs w:val="24"/>
+        </w:rPr>
+      </w:pPr>
+      <w:r>
+        <w:rPr>
+          <w:rFonts w:hint="default" w:ascii="Times New Roman" w:hAnsi="Times New Roman" w:cs="Times New Roman"/>
+          <w:sz w:val="24"/>
+          <w:szCs w:val="24"/>
+        </w:rPr>
+        <w:t xml:space="preserve">    x_prev     </w:t>
+      </w:r>
+      <w:r>
+        <w:rPr>
+          <w:rFonts w:hint="default" w:ascii="Times New Roman" w:hAnsi="Times New Roman" w:cs="Times New Roman"/>
+          <w:sz w:val="24"/>
+          <w:szCs w:val="24"/>
+          <w:lang w:val="en-US"/>
+        </w:rPr>
+        <w:t xml:space="preserve"> </w:t>
+      </w:r>
+      <w:r>
+        <w:rPr>
+          <w:rFonts w:hint="default" w:ascii="Times New Roman" w:hAnsi="Times New Roman" w:cs="Times New Roman"/>
+          <w:sz w:val="24"/>
+          <w:szCs w:val="24"/>
+        </w:rPr>
+        <w:t>- Giá trị của x từ lần lặp trước</w:t>
+      </w:r>
+    </w:p>
+    <w:p>
+      <w:pPr>
+        <w:rPr>
+          <w:rFonts w:hint="default" w:ascii="Times New Roman" w:hAnsi="Times New Roman" w:cs="Times New Roman"/>
+          <w:sz w:val="24"/>
+          <w:szCs w:val="24"/>
+        </w:rPr>
+      </w:pPr>
+      <w:r>
+        <w:rPr>
+          <w:rFonts w:hint="default" w:ascii="Times New Roman" w:hAnsi="Times New Roman" w:cs="Times New Roman"/>
+          <w:sz w:val="24"/>
+          <w:szCs w:val="24"/>
+        </w:rPr>
+        <w:t xml:space="preserve">    iterations </w:t>
+      </w:r>
+      <w:r>
+        <w:rPr>
+          <w:rFonts w:hint="default" w:ascii="Times New Roman" w:hAnsi="Times New Roman" w:cs="Times New Roman"/>
+          <w:sz w:val="24"/>
+          <w:szCs w:val="24"/>
+          <w:lang w:val="en-US"/>
+        </w:rPr>
+        <w:t xml:space="preserve">  </w:t>
+      </w:r>
+      <w:r>
+        <w:rPr>
+          <w:rFonts w:hint="default" w:ascii="Times New Roman" w:hAnsi="Times New Roman" w:cs="Times New Roman"/>
+          <w:sz w:val="24"/>
+          <w:szCs w:val="24"/>
+        </w:rPr>
+        <w:t>- Bộ đếm số lần lặp</w:t>
+      </w:r>
     </w:p>
     <w:p>
       <w:pPr>
@@ -1591,15 +1743,6 @@
           <w:szCs w:val="24"/>
         </w:rPr>
       </w:pPr>
-    </w:p>
-    <w:p>
-      <w:pPr>
-        <w:rPr>
-          <w:rFonts w:hint="default" w:ascii="Times New Roman" w:hAnsi="Times New Roman" w:cs="Times New Roman"/>
-          <w:sz w:val="24"/>
-          <w:szCs w:val="24"/>
-        </w:rPr>
-      </w:pPr>
       <w:r>
         <w:rPr>
           <w:rFonts w:hint="default" w:ascii="Times New Roman" w:hAnsi="Times New Roman" w:cs="Times New Roman"/>
@@ -1674,7 +1817,41 @@
           <w:sz w:val="24"/>
           <w:szCs w:val="24"/>
         </w:rPr>
-        <w:t xml:space="preserve">        v = beta * v + (1 - beta) * gradFunc(x)</w:t>
+        <w:t xml:space="preserve">        v = </w:t>
+      </w:r>
+      <w:r>
+        <w:rPr>
+          <w:rFonts w:hint="default" w:ascii="Times New Roman" w:hAnsi="Times New Roman" w:cs="Times New Roman"/>
+          <w:sz w:val="24"/>
+          <w:szCs w:val="24"/>
+          <w:lang w:val="en-US"/>
+        </w:rPr>
+        <w:t>alpha</w:t>
+      </w:r>
+      <w:r>
+        <w:rPr>
+          <w:rFonts w:hint="default" w:ascii="Times New Roman" w:hAnsi="Times New Roman" w:cs="Times New Roman"/>
+          <w:sz w:val="24"/>
+          <w:szCs w:val="24"/>
+        </w:rPr>
+        <w:t xml:space="preserve"> * v + (1 - </w:t>
+      </w:r>
+      <w:r>
+        <w:rPr>
+          <w:rFonts w:hint="default" w:ascii="Times New Roman" w:hAnsi="Times New Roman" w:cs="Times New Roman"/>
+          <w:sz w:val="24"/>
+          <w:szCs w:val="24"/>
+          <w:lang w:val="en-US"/>
+        </w:rPr>
+        <w:t>alpha</w:t>
+      </w:r>
+      <w:r>
+        <w:rPr>
+          <w:rFonts w:hint="default" w:ascii="Times New Roman" w:hAnsi="Times New Roman" w:cs="Times New Roman"/>
+          <w:sz w:val="24"/>
+          <w:szCs w:val="24"/>
+        </w:rPr>
+        <w:t>) * gradFunc(x)</w:t>
       </w:r>
     </w:p>
     <w:p>
@@ -1708,7 +1885,24 @@
           <w:sz w:val="24"/>
           <w:szCs w:val="24"/>
         </w:rPr>
-        <w:t xml:space="preserve">        x = x - alpha * v</w:t>
+        <w:t xml:space="preserve">        x = x - </w:t>
+      </w:r>
+      <w:r>
+        <w:rPr>
+          <w:rFonts w:hint="default" w:ascii="Times New Roman" w:hAnsi="Times New Roman" w:cs="Times New Roman"/>
+          <w:sz w:val="24"/>
+          <w:szCs w:val="24"/>
+          <w:lang w:val="en-US"/>
+        </w:rPr>
+        <w:t>gamma</w:t>
+      </w:r>
+      <w:r>
+        <w:rPr>
+          <w:rFonts w:hint="default" w:ascii="Times New Roman" w:hAnsi="Times New Roman" w:cs="Times New Roman"/>
+          <w:sz w:val="24"/>
+          <w:szCs w:val="24"/>
+        </w:rPr>
+        <w:t xml:space="preserve"> * v</w:t>
       </w:r>
     </w:p>
     <w:p>
@@ -1821,15 +2015,6 @@
           <w:szCs w:val="24"/>
         </w:rPr>
       </w:pPr>
-    </w:p>
-    <w:p>
-      <w:pPr>
-        <w:rPr>
-          <w:rFonts w:hint="default" w:ascii="Times New Roman" w:hAnsi="Times New Roman" w:cs="Times New Roman"/>
-          <w:sz w:val="24"/>
-          <w:szCs w:val="24"/>
-        </w:rPr>
-      </w:pPr>
       <w:r>
         <w:rPr>
           <w:rFonts w:hint="default" w:ascii="Times New Roman" w:hAnsi="Times New Roman" w:cs="Times New Roman"/>
@@ -1841,57 +2026,78 @@
     </w:p>
     <w:p>
       <w:pPr>
-        <w:rPr>
-          <w:rFonts w:hint="default" w:ascii="Times New Roman" w:hAnsi="Times New Roman" w:cs="Times New Roman"/>
-          <w:sz w:val="24"/>
-          <w:szCs w:val="24"/>
-        </w:rPr>
-      </w:pPr>
-      <w:r>
-        <w:rPr>
-          <w:rFonts w:hint="default" w:ascii="Times New Roman" w:hAnsi="Times New Roman" w:cs="Times New Roman"/>
-          <w:sz w:val="24"/>
-          <w:szCs w:val="24"/>
-        </w:rPr>
-        <w:t xml:space="preserve">    a. In "Đạt số lần lặp tối đa mà không hội tụ."</w:t>
-      </w:r>
-    </w:p>
-    <w:p>
-      <w:pPr>
-        <w:rPr>
-          <w:rFonts w:hint="default" w:ascii="Times New Roman" w:hAnsi="Times New Roman" w:cs="Times New Roman"/>
-          <w:sz w:val="24"/>
-          <w:szCs w:val="24"/>
-        </w:rPr>
-      </w:pPr>
-    </w:p>
-    <w:p>
-      <w:pPr>
-        <w:rPr>
-          <w:rFonts w:hint="default" w:ascii="Times New Roman" w:hAnsi="Times New Roman" w:cs="Times New Roman"/>
-          <w:sz w:val="24"/>
-          <w:szCs w:val="24"/>
-        </w:rPr>
-      </w:pPr>
-      <w:r>
-        <w:rPr>
-          <w:rFonts w:hint="default" w:ascii="Times New Roman" w:hAnsi="Times New Roman" w:cs="Times New Roman"/>
-          <w:sz w:val="24"/>
-          <w:szCs w:val="24"/>
-        </w:rPr>
-        <w:t>6. Kết thúc thuật toán</w:t>
-      </w:r>
-    </w:p>
-    <w:p>
-      <w:pPr>
-        <w:rPr>
-          <w:rFonts w:hint="default" w:ascii="Times New Roman" w:hAnsi="Times New Roman" w:cs="Times New Roman"/>
-          <w:sz w:val="24"/>
-          <w:szCs w:val="24"/>
-        </w:rPr>
-      </w:pPr>
+        <w:ind w:firstLine="240"/>
+        <w:rPr>
+          <w:rFonts w:hint="default" w:ascii="Times New Roman" w:hAnsi="Times New Roman" w:cs="Times New Roman"/>
+          <w:sz w:val="24"/>
+          <w:szCs w:val="24"/>
+        </w:rPr>
+      </w:pPr>
+      <w:r>
+        <w:rPr>
+          <w:rFonts w:hint="default" w:ascii="Times New Roman" w:hAnsi="Times New Roman" w:cs="Times New Roman"/>
+          <w:sz w:val="24"/>
+          <w:szCs w:val="24"/>
+        </w:rPr>
+        <w:t>a. In "Đạt số lần lặp tối đa mà không hội tụ."</w:t>
+      </w:r>
+    </w:p>
+    <w:p>
+      <w:pPr>
+        <w:ind w:firstLine="240"/>
+        <w:rPr>
+          <w:rFonts w:hint="default" w:ascii="Times New Roman" w:hAnsi="Times New Roman" w:cs="Times New Roman"/>
+          <w:sz w:val="24"/>
+          <w:szCs w:val="24"/>
+          <w:lang w:val="vi-VN"/>
+        </w:rPr>
+      </w:pPr>
+      <w:r>
+        <w:rPr>
+          <w:rFonts w:hint="default" w:ascii="Times New Roman" w:hAnsi="Times New Roman" w:cs="Times New Roman"/>
+          <w:sz w:val="24"/>
+          <w:szCs w:val="24"/>
+          <w:lang w:val="en-US"/>
+        </w:rPr>
+        <w:t xml:space="preserve">b. </w:t>
+      </w:r>
+      <w:r>
+        <w:rPr>
+          <w:rFonts w:hint="default" w:ascii="Times New Roman" w:hAnsi="Times New Roman" w:cs="Times New Roman"/>
+          <w:sz w:val="24"/>
+          <w:szCs w:val="24"/>
+          <w:lang w:val="vi-VN"/>
+        </w:rPr>
+        <w:t>Thoát khỏi vòng lặp.</w:t>
+      </w:r>
       <w:bookmarkStart w:id="0" w:name="_GoBack"/>
       <w:bookmarkEnd w:id="0"/>
+    </w:p>
+    <w:p>
+      <w:pPr>
+        <w:rPr>
+          <w:rFonts w:hint="default" w:ascii="Times New Roman" w:hAnsi="Times New Roman" w:cs="Times New Roman"/>
+          <w:sz w:val="24"/>
+          <w:szCs w:val="24"/>
+        </w:rPr>
+      </w:pPr>
+      <w:r>
+        <w:rPr>
+          <w:rFonts w:hint="default" w:ascii="Times New Roman" w:hAnsi="Times New Roman" w:cs="Times New Roman"/>
+          <w:sz w:val="24"/>
+          <w:szCs w:val="24"/>
+        </w:rPr>
+        <w:t>6. Kết thúc thuật toán</w:t>
+      </w:r>
+    </w:p>
+    <w:p>
+      <w:pPr>
+        <w:rPr>
+          <w:rFonts w:hint="default" w:ascii="Times New Roman" w:hAnsi="Times New Roman" w:cs="Times New Roman"/>
+          <w:sz w:val="24"/>
+          <w:szCs w:val="24"/>
+        </w:rPr>
+      </w:pPr>
     </w:p>
     <w:p>
       <w:pPr>
@@ -1988,7 +2194,7 @@
     <w:lsdException w:qFormat="1" w:unhideWhenUsed="0" w:uiPriority="0" w:semiHidden="0" w:name="Title"/>
     <w:lsdException w:unhideWhenUsed="0" w:uiPriority="0" w:semiHidden="0" w:name="Closing"/>
     <w:lsdException w:unhideWhenUsed="0" w:uiPriority="0" w:semiHidden="0" w:name="Signature"/>
-    <w:lsdException w:unhideWhenUsed="0" w:uiPriority="0" w:name="Default Paragraph Font"/>
+    <w:lsdException w:qFormat="1" w:unhideWhenUsed="0" w:uiPriority="0" w:name="Default Paragraph Font"/>
     <w:lsdException w:unhideWhenUsed="0" w:uiPriority="0" w:semiHidden="0" w:name="Body Text"/>
     <w:lsdException w:unhideWhenUsed="0" w:uiPriority="0" w:semiHidden="0" w:name="Body Text Indent"/>
     <w:lsdException w:unhideWhenUsed="0" w:uiPriority="0" w:semiHidden="0" w:name="List Continue"/>
@@ -2026,7 +2232,7 @@
     <w:lsdException w:unhideWhenUsed="0" w:uiPriority="0" w:semiHidden="0" w:name="HTML Sample"/>
     <w:lsdException w:unhideWhenUsed="0" w:uiPriority="0" w:semiHidden="0" w:name="HTML Typewriter"/>
     <w:lsdException w:unhideWhenUsed="0" w:uiPriority="0" w:semiHidden="0" w:name="HTML Variable"/>
-    <w:lsdException w:unhideWhenUsed="0" w:uiPriority="0" w:name="Normal Table"/>
+    <w:lsdException w:qFormat="1" w:unhideWhenUsed="0" w:uiPriority="0" w:name="Normal Table"/>
     <w:lsdException w:unhideWhenUsed="0" w:uiPriority="0" w:semiHidden="0" w:name="annotation subject"/>
     <w:lsdException w:unhideWhenUsed="0" w:uiPriority="0" w:semiHidden="0" w:name="Table Simple 1"/>
     <w:lsdException w:unhideWhenUsed="0" w:uiPriority="0" w:semiHidden="0" w:name="Table Simple 2"/>
@@ -2184,11 +2390,13 @@
   <w:style w:type="character" w:default="1" w:styleId="2">
     <w:name w:val="Default Paragraph Font"/>
     <w:semiHidden/>
+    <w:qFormat/>
     <w:uiPriority w:val="0"/>
   </w:style>
   <w:style w:type="table" w:default="1" w:styleId="3">
     <w:name w:val="Normal Table"/>
     <w:semiHidden/>
+    <w:qFormat/>
     <w:uiPriority w:val="0"/>
     <w:tblPr>
       <w:tblCellMar>
